--- a/zht/docx/06.07.content.docx
+++ b/zht/docx/06.07.content.docx
@@ -411,7 +411,7 @@
       <w:r>
         <w:drawing>
           <wp:inline xmlns:a="http://schemas.openxmlformats.org/drawingml/2006/main" xmlns:pic="http://schemas.openxmlformats.org/drawingml/2006/picture">
-            <wp:extent cx="1463040" cy="3018912"/>
+            <wp:extent cx="6096000" cy="12578802"/>
             <wp:docPr id="1" name="Picture 1"/>
             <wp:cNvGraphicFramePr>
               <a:graphicFrameLocks noChangeAspect="1"/>
@@ -432,7 +432,7 @@
                   <pic:spPr>
                     <a:xfrm>
                       <a:off x="0" y="0"/>
-                      <a:ext cx="1463040" cy="3018912"/>
+                      <a:ext cx="6096000" cy="12578802"/>
                     </a:xfrm>
                     <a:prstGeom prst="rect"/>
                   </pic:spPr>
@@ -547,7 +547,7 @@
       <w:r>
         <w:drawing>
           <wp:inline xmlns:a="http://schemas.openxmlformats.org/drawingml/2006/main" xmlns:pic="http://schemas.openxmlformats.org/drawingml/2006/picture">
-            <wp:extent cx="1463040" cy="1177464"/>
+            <wp:extent cx="6096000" cy="4906099"/>
             <wp:docPr id="3" name="Picture 3"/>
             <wp:cNvGraphicFramePr>
               <a:graphicFrameLocks noChangeAspect="1"/>
@@ -568,7 +568,7 @@
                   <pic:spPr>
                     <a:xfrm>
                       <a:off x="0" y="0"/>
-                      <a:ext cx="1463040" cy="1177464"/>
+                      <a:ext cx="6096000" cy="4906099"/>
                     </a:xfrm>
                     <a:prstGeom prst="rect"/>
                   </pic:spPr>
@@ -642,7 +642,7 @@
       <w:r>
         <w:drawing>
           <wp:inline xmlns:a="http://schemas.openxmlformats.org/drawingml/2006/main" xmlns:pic="http://schemas.openxmlformats.org/drawingml/2006/picture">
-            <wp:extent cx="1254034" cy="835887"/>
+            <wp:extent cx="6096000" cy="4063343"/>
             <wp:docPr id="4" name="Picture 4"/>
             <wp:cNvGraphicFramePr>
               <a:graphicFrameLocks noChangeAspect="1"/>
@@ -663,7 +663,7 @@
                   <pic:spPr>
                     <a:xfrm>
                       <a:off x="0" y="0"/>
-                      <a:ext cx="1254034" cy="835887"/>
+                      <a:ext cx="6096000" cy="4063343"/>
                     </a:xfrm>
                     <a:prstGeom prst="rect"/>
                   </pic:spPr>
